--- a/por/docx/05.content.docx
+++ b/por/docx/05.content.docx
@@ -19,7 +19,7 @@
         <w:rPr>
           <w:lang w:val="pt_PT" w:bidi="pt_PT"/>
         </w:rPr>
-        <w:t>Resource: Notas de Estudo - Introduções aos Livros (Tyndale)</w:t>
+        <w:t>Resource: Tyndale Open Study Notes</w:t>
       </w:r>
       <w:r>
         <w:rPr>
@@ -112,7 +112,7 @@
         <w:rPr>
           <w:lang w:val="pt_PT" w:bidi="pt_PT"/>
         </w:rPr>
-        <w:t>Notas de Estudo - Introduções aos Livros (Tyndale)</w:t>
+        <w:t>Tyndale Open Study Notes</w:t>
       </w:r>
     </w:p>
     <w:p>

--- a/por/docx/05.content.docx
+++ b/por/docx/05.content.docx
@@ -19,7 +19,7 @@
         <w:rPr>
           <w:lang w:val="pt_PT" w:bidi="pt_PT"/>
         </w:rPr>
-        <w:t>Resource: Tyndale Open Study Notes</w:t>
+        <w:t>Resource: Aquifer Open Study Notes (Book Intros)</w:t>
       </w:r>
       <w:r>
         <w:rPr>
@@ -112,7 +112,7 @@
         <w:rPr>
           <w:lang w:val="pt_PT" w:bidi="pt_PT"/>
         </w:rPr>
-        <w:t>Tyndale Open Study Notes</w:t>
+        <w:t>Aquifer Open Study Notes (Book Intros)</w:t>
       </w:r>
     </w:p>
     <w:p>

--- a/por/docx/05.content.docx
+++ b/por/docx/05.content.docx
@@ -233,18 +233,12 @@
         </w:rPr>
         <w:t>Deus revelou primeiramente a “constituição” nacional de Israel a Moisés no Sinai (</w:t>
       </w:r>
-      <w:hyperlink r:id="rId13">
-        <w:r>
-          <w:rPr>
-            <w:lang w:val="pt_PT" w:bidi="pt_PT"/>
-          </w:rPr>
-          <w:rPr>
-            <w:color w:val="0000EE"/>
-            <w:u w:val="single"/>
-          </w:rPr>
-          <w:t>Êx 20–23</w:t>
-        </w:r>
-      </w:hyperlink>
+      <w:r>
+        <w:rPr>
+          <w:lang w:val="pt_PT" w:bidi="pt_PT"/>
+        </w:rPr>
+        <w:t>Êx 20–23</w:t>
+      </w:r>
       <w:r>
         <w:rPr>
           <w:lang w:val="pt_PT" w:bidi="pt_PT"/>
@@ -290,18 +284,12 @@
         </w:rPr>
         <w:t>Moisés estava ciente de que ele morreria antes de levar seu povo para seu destino. Então, antes de sua morte, ele precisava lembrar às pessoas dos termos da aliança que Deus havia revelado a ele. A aliança inicial, apropriada para Israel enquanto estavam a caminho de Canaã, havia sido feita trinta e oito anos antes, no Sinai (</w:t>
       </w:r>
-      <w:hyperlink r:id="rId14">
-        <w:r>
-          <w:rPr>
-            <w:lang w:val="pt_PT" w:bidi="pt_PT"/>
-          </w:rPr>
-          <w:rPr>
-            <w:color w:val="0000EE"/>
-            <w:u w:val="single"/>
-          </w:rPr>
-          <w:t>Êx 19–24</w:t>
-        </w:r>
-      </w:hyperlink>
+      <w:r>
+        <w:rPr>
+          <w:lang w:val="pt_PT" w:bidi="pt_PT"/>
+        </w:rPr>
+        <w:t>Êx 19–24</w:t>
+      </w:r>
       <w:r>
         <w:rPr>
           <w:lang w:val="pt_PT" w:bidi="pt_PT"/>
@@ -373,18 +361,12 @@
           <w:lang w:val="pt_PT" w:bidi="pt_PT"/>
         </w:rPr>
       </w:r>
-      <w:hyperlink r:id="rId15">
-        <w:r>
-          <w:rPr>
-            <w:lang w:val="pt_PT" w:bidi="pt_PT"/>
-          </w:rPr>
-          <w:rPr>
-            <w:color w:val="0000EE"/>
-            <w:u w:val="single"/>
-          </w:rPr>
-          <w:t>1.1–5</w:t>
-        </w:r>
-      </w:hyperlink>
+      <w:r>
+        <w:rPr>
+          <w:lang w:val="pt_PT" w:bidi="pt_PT"/>
+        </w:rPr>
+        <w:t>1.1–5</w:t>
+      </w:r>
       <w:r>
         <w:rPr>
           <w:lang w:val="pt_PT" w:bidi="pt_PT"/>
@@ -403,18 +385,12 @@
           <w:lang w:val="pt_PT" w:bidi="pt_PT"/>
         </w:rPr>
       </w:r>
-      <w:hyperlink r:id="rId16">
-        <w:r>
-          <w:rPr>
-            <w:lang w:val="pt_PT" w:bidi="pt_PT"/>
-          </w:rPr>
-          <w:rPr>
-            <w:color w:val="0000EE"/>
-            <w:u w:val="single"/>
-          </w:rPr>
-          <w:t>1.6–4.49</w:t>
-        </w:r>
-      </w:hyperlink>
+      <w:r>
+        <w:rPr>
+          <w:lang w:val="pt_PT" w:bidi="pt_PT"/>
+        </w:rPr>
+        <w:t>1.6–4.49</w:t>
+      </w:r>
       <w:r>
         <w:rPr>
           <w:lang w:val="pt_PT" w:bidi="pt_PT"/>
@@ -433,18 +409,12 @@
           <w:lang w:val="pt_PT" w:bidi="pt_PT"/>
         </w:rPr>
       </w:r>
-      <w:hyperlink r:id="rId17">
-        <w:r>
-          <w:rPr>
-            <w:lang w:val="pt_PT" w:bidi="pt_PT"/>
-          </w:rPr>
-          <w:rPr>
-            <w:color w:val="0000EE"/>
-            <w:u w:val="single"/>
-          </w:rPr>
-          <w:t>5.1–26.15</w:t>
-        </w:r>
-      </w:hyperlink>
+      <w:r>
+        <w:rPr>
+          <w:lang w:val="pt_PT" w:bidi="pt_PT"/>
+        </w:rPr>
+        <w:t>5.1–26.15</w:t>
+      </w:r>
       <w:r>
         <w:rPr>
           <w:lang w:val="pt_PT" w:bidi="pt_PT"/>
@@ -463,18 +433,12 @@
           <w:lang w:val="pt_PT" w:bidi="pt_PT"/>
         </w:rPr>
       </w:r>
-      <w:hyperlink r:id="rId18">
-        <w:r>
-          <w:rPr>
-            <w:lang w:val="pt_PT" w:bidi="pt_PT"/>
-          </w:rPr>
-          <w:rPr>
-            <w:color w:val="0000EE"/>
-            <w:u w:val="single"/>
-          </w:rPr>
-          <w:t>26.16–29.1</w:t>
-        </w:r>
-      </w:hyperlink>
+      <w:r>
+        <w:rPr>
+          <w:lang w:val="pt_PT" w:bidi="pt_PT"/>
+        </w:rPr>
+        <w:t>26.16–29.1</w:t>
+      </w:r>
       <w:r>
         <w:rPr>
           <w:lang w:val="pt_PT" w:bidi="pt_PT"/>
@@ -493,18 +457,12 @@
           <w:lang w:val="pt_PT" w:bidi="pt_PT"/>
         </w:rPr>
       </w:r>
-      <w:hyperlink r:id="rId19">
-        <w:r>
-          <w:rPr>
-            <w:lang w:val="pt_PT" w:bidi="pt_PT"/>
-          </w:rPr>
-          <w:rPr>
-            <w:color w:val="0000EE"/>
-            <w:u w:val="single"/>
-          </w:rPr>
-          <w:t>29.2–30.20</w:t>
-        </w:r>
-      </w:hyperlink>
+      <w:r>
+        <w:rPr>
+          <w:lang w:val="pt_PT" w:bidi="pt_PT"/>
+        </w:rPr>
+        <w:t>29.2–30.20</w:t>
+      </w:r>
       <w:r>
         <w:rPr>
           <w:lang w:val="pt_PT" w:bidi="pt_PT"/>
@@ -523,18 +481,12 @@
           <w:lang w:val="pt_PT" w:bidi="pt_PT"/>
         </w:rPr>
       </w:r>
-      <w:hyperlink r:id="rId20">
-        <w:r>
-          <w:rPr>
-            <w:lang w:val="pt_PT" w:bidi="pt_PT"/>
-          </w:rPr>
-          <w:rPr>
-            <w:color w:val="0000EE"/>
-            <w:u w:val="single"/>
-          </w:rPr>
-          <w:t>31.1–29</w:t>
-        </w:r>
-      </w:hyperlink>
+      <w:r>
+        <w:rPr>
+          <w:lang w:val="pt_PT" w:bidi="pt_PT"/>
+        </w:rPr>
+        <w:t>31.1–29</w:t>
+      </w:r>
       <w:r>
         <w:rPr>
           <w:lang w:val="pt_PT" w:bidi="pt_PT"/>
@@ -553,18 +505,12 @@
           <w:lang w:val="pt_PT" w:bidi="pt_PT"/>
         </w:rPr>
       </w:r>
-      <w:hyperlink r:id="rId21">
-        <w:r>
-          <w:rPr>
-            <w:lang w:val="pt_PT" w:bidi="pt_PT"/>
-          </w:rPr>
-          <w:rPr>
-            <w:color w:val="0000EE"/>
-            <w:u w:val="single"/>
-          </w:rPr>
-          <w:t>31.30–32.43</w:t>
-        </w:r>
-      </w:hyperlink>
+      <w:r>
+        <w:rPr>
+          <w:lang w:val="pt_PT" w:bidi="pt_PT"/>
+        </w:rPr>
+        <w:t>31.30–32.43</w:t>
+      </w:r>
       <w:r>
         <w:rPr>
           <w:lang w:val="pt_PT" w:bidi="pt_PT"/>
@@ -610,180 +556,120 @@
         </w:rPr>
         <w:t xml:space="preserve">A tradição judaica e cristã de longa data sustenta que Moisés escreveu Deuteronômio. Tanto o Antigo Testamento quanto o Novo Testamento reconhecem a autoria de Moisés deste livro (veja </w:t>
       </w:r>
-      <w:hyperlink r:id="rId22">
-        <w:r>
-          <w:rPr>
-            <w:lang w:val="pt_PT" w:bidi="pt_PT"/>
-          </w:rPr>
-          <w:rPr>
-            <w:color w:val="0000EE"/>
-            <w:u w:val="single"/>
-          </w:rPr>
-          <w:t>1Rs 2.3</w:t>
-        </w:r>
-      </w:hyperlink>
+      <w:r>
+        <w:rPr>
+          <w:lang w:val="pt_PT" w:bidi="pt_PT"/>
+        </w:rPr>
+        <w:t>1Rs 2.3</w:t>
+      </w:r>
       <w:r>
         <w:rPr>
           <w:lang w:val="pt_PT" w:bidi="pt_PT"/>
         </w:rPr>
         <w:t xml:space="preserve">; </w:t>
       </w:r>
-      <w:hyperlink r:id="rId23">
-        <w:r>
-          <w:rPr>
-            <w:lang w:val="pt_PT" w:bidi="pt_PT"/>
-          </w:rPr>
-          <w:rPr>
-            <w:color w:val="0000EE"/>
-            <w:u w:val="single"/>
-          </w:rPr>
-          <w:t>2Rs 14.6</w:t>
-        </w:r>
-      </w:hyperlink>
+      <w:r>
+        <w:rPr>
+          <w:lang w:val="pt_PT" w:bidi="pt_PT"/>
+        </w:rPr>
+        <w:t>2Rs 14.6</w:t>
+      </w:r>
       <w:r>
         <w:rPr>
           <w:lang w:val="pt_PT" w:bidi="pt_PT"/>
         </w:rPr>
         <w:t xml:space="preserve">; </w:t>
       </w:r>
-      <w:hyperlink r:id="rId24">
-        <w:r>
-          <w:rPr>
-            <w:lang w:val="pt_PT" w:bidi="pt_PT"/>
-          </w:rPr>
-          <w:rPr>
-            <w:color w:val="0000EE"/>
-            <w:u w:val="single"/>
-          </w:rPr>
-          <w:t>2Cr 25.4</w:t>
-        </w:r>
-      </w:hyperlink>
+      <w:r>
+        <w:rPr>
+          <w:lang w:val="pt_PT" w:bidi="pt_PT"/>
+        </w:rPr>
+        <w:t>2Cr 25.4</w:t>
+      </w:r>
       <w:r>
         <w:rPr>
           <w:lang w:val="pt_PT" w:bidi="pt_PT"/>
         </w:rPr>
         <w:t xml:space="preserve">; </w:t>
       </w:r>
-      <w:hyperlink r:id="rId25">
-        <w:r>
-          <w:rPr>
-            <w:lang w:val="pt_PT" w:bidi="pt_PT"/>
-          </w:rPr>
-          <w:rPr>
-            <w:color w:val="0000EE"/>
-            <w:u w:val="single"/>
-          </w:rPr>
-          <w:t>Esdras 3.2</w:t>
-        </w:r>
-      </w:hyperlink>
+      <w:r>
+        <w:rPr>
+          <w:lang w:val="pt_PT" w:bidi="pt_PT"/>
+        </w:rPr>
+        <w:t>Esdras 3.2</w:t>
+      </w:r>
       <w:r>
         <w:rPr>
           <w:lang w:val="pt_PT" w:bidi="pt_PT"/>
         </w:rPr>
         <w:t xml:space="preserve">; </w:t>
       </w:r>
-      <w:hyperlink r:id="rId26">
-        <w:r>
-          <w:rPr>
-            <w:lang w:val="pt_PT" w:bidi="pt_PT"/>
-          </w:rPr>
-          <w:rPr>
-            <w:color w:val="0000EE"/>
-            <w:u w:val="single"/>
-          </w:rPr>
-          <w:t>Mt 19.7</w:t>
-        </w:r>
-      </w:hyperlink>
+      <w:r>
+        <w:rPr>
+          <w:lang w:val="pt_PT" w:bidi="pt_PT"/>
+        </w:rPr>
+        <w:t>Mt 19.7</w:t>
+      </w:r>
       <w:r>
         <w:rPr>
           <w:lang w:val="pt_PT" w:bidi="pt_PT"/>
         </w:rPr>
         <w:t xml:space="preserve">; </w:t>
       </w:r>
-      <w:hyperlink r:id="rId27">
-        <w:r>
-          <w:rPr>
-            <w:lang w:val="pt_PT" w:bidi="pt_PT"/>
-          </w:rPr>
-          <w:rPr>
-            <w:color w:val="0000EE"/>
-            <w:u w:val="single"/>
-          </w:rPr>
-          <w:t>Marcos 12.19</w:t>
-        </w:r>
-      </w:hyperlink>
+      <w:r>
+        <w:rPr>
+          <w:lang w:val="pt_PT" w:bidi="pt_PT"/>
+        </w:rPr>
+        <w:t>Marcos 12.19</w:t>
+      </w:r>
       <w:r>
         <w:rPr>
           <w:lang w:val="pt_PT" w:bidi="pt_PT"/>
         </w:rPr>
         <w:t xml:space="preserve">; </w:t>
       </w:r>
-      <w:hyperlink r:id="rId28">
-        <w:r>
-          <w:rPr>
-            <w:lang w:val="pt_PT" w:bidi="pt_PT"/>
-          </w:rPr>
-          <w:rPr>
-            <w:color w:val="0000EE"/>
-            <w:u w:val="single"/>
-          </w:rPr>
-          <w:t>Lucas 20.28</w:t>
-        </w:r>
-      </w:hyperlink>
+      <w:r>
+        <w:rPr>
+          <w:lang w:val="pt_PT" w:bidi="pt_PT"/>
+        </w:rPr>
+        <w:t>Lucas 20.28</w:t>
+      </w:r>
       <w:r>
         <w:rPr>
           <w:lang w:val="pt_PT" w:bidi="pt_PT"/>
         </w:rPr>
         <w:t xml:space="preserve">; </w:t>
       </w:r>
-      <w:hyperlink r:id="rId29">
-        <w:r>
-          <w:rPr>
-            <w:lang w:val="pt_PT" w:bidi="pt_PT"/>
-          </w:rPr>
-          <w:rPr>
-            <w:color w:val="0000EE"/>
-            <w:u w:val="single"/>
-          </w:rPr>
-          <w:t>Atos 3.22–23</w:t>
-        </w:r>
-      </w:hyperlink>
+      <w:r>
+        <w:rPr>
+          <w:lang w:val="pt_PT" w:bidi="pt_PT"/>
+        </w:rPr>
+        <w:t>Atos 3.22–23</w:t>
+      </w:r>
       <w:r>
         <w:rPr>
           <w:lang w:val="pt_PT" w:bidi="pt_PT"/>
         </w:rPr>
         <w:t xml:space="preserve">; </w:t>
       </w:r>
-      <w:hyperlink r:id="rId30">
-        <w:r>
-          <w:rPr>
-            <w:lang w:val="pt_PT" w:bidi="pt_PT"/>
-          </w:rPr>
-          <w:rPr>
-            <w:color w:val="0000EE"/>
-            <w:u w:val="single"/>
-          </w:rPr>
-          <w:t>Rm 10.19</w:t>
-        </w:r>
-      </w:hyperlink>
+      <w:r>
+        <w:rPr>
+          <w:lang w:val="pt_PT" w:bidi="pt_PT"/>
+        </w:rPr>
+        <w:t>Rm 10.19</w:t>
+      </w:r>
       <w:r>
         <w:rPr>
           <w:lang w:val="pt_PT" w:bidi="pt_PT"/>
         </w:rPr>
         <w:t xml:space="preserve">; </w:t>
       </w:r>
-      <w:hyperlink r:id="rId31">
-        <w:r>
-          <w:rPr>
-            <w:lang w:val="pt_PT" w:bidi="pt_PT"/>
-          </w:rPr>
-          <w:rPr>
-            <w:color w:val="0000EE"/>
-            <w:u w:val="single"/>
-          </w:rPr>
-          <w:t>1Co 9.9</w:t>
-        </w:r>
-      </w:hyperlink>
+      <w:r>
+        <w:rPr>
+          <w:lang w:val="pt_PT" w:bidi="pt_PT"/>
+        </w:rPr>
+        <w:t>1Co 9.9</w:t>
+      </w:r>
       <w:r>
         <w:rPr>
           <w:lang w:val="pt_PT" w:bidi="pt_PT"/>
@@ -804,18 +690,12 @@
         </w:rPr>
         <w:t xml:space="preserve">Todavia, durante os últimos duzentos anos, os acadêmicos críticos negaram que Moisés tenha de fato escrito Deuteronômio. Alguns estudiosos identificam Deuteronômio como o pergaminho encontrado no Templo no tempo do rei Josias (por volta de 621 a.C.; veja </w:t>
       </w:r>
-      <w:hyperlink r:id="rId32">
-        <w:r>
-          <w:rPr>
-            <w:lang w:val="pt_PT" w:bidi="pt_PT"/>
-          </w:rPr>
-          <w:rPr>
-            <w:color w:val="0000EE"/>
-            <w:u w:val="single"/>
-          </w:rPr>
-          <w:t>2Rs 22.8–20</w:t>
-        </w:r>
-      </w:hyperlink>
+      <w:r>
+        <w:rPr>
+          <w:lang w:val="pt_PT" w:bidi="pt_PT"/>
+        </w:rPr>
+        <w:t>2Rs 22.8–20</w:t>
+      </w:r>
       <w:r>
         <w:rPr>
           <w:lang w:val="pt_PT" w:bidi="pt_PT"/>
@@ -850,18 +730,12 @@
         </w:rPr>
         <w:t xml:space="preserve">Em suma, o ponto de vista tradicional que Moisés foi o autor da maior parte do livro é uma conclusão razoável. Certas adições editoriais foram incluídas posteriormente (por exemplo, o relato da morte de Moisés; </w:t>
       </w:r>
-      <w:hyperlink r:id="rId33">
-        <w:r>
-          <w:rPr>
-            <w:lang w:val="pt_PT" w:bidi="pt_PT"/>
-          </w:rPr>
-          <w:rPr>
-            <w:color w:val="0000EE"/>
-            <w:u w:val="single"/>
-          </w:rPr>
-          <w:t>34.5–12</w:t>
-        </w:r>
-      </w:hyperlink>
+      <w:r>
+        <w:rPr>
+          <w:lang w:val="pt_PT" w:bidi="pt_PT"/>
+        </w:rPr>
+        <w:t>34.5–12</w:t>
+      </w:r>
       <w:r>
         <w:rPr>
           <w:lang w:val="pt_PT" w:bidi="pt_PT"/>
@@ -933,18 +807,12 @@
         </w:rPr>
         <w:t>O uso de Moisés do formato do tratado de suserano e vassalo deixa claro que Deuteronômio é um texto de aliança. Deus escolheu Israel para ser seu povo especial. Não foi a aliança que os fez assim, pois eles já eram identificados como o povo de Deus, mesmo antes do Êxodo (</w:t>
       </w:r>
-      <w:hyperlink r:id="rId34">
-        <w:r>
-          <w:rPr>
-            <w:lang w:val="pt_PT" w:bidi="pt_PT"/>
-          </w:rPr>
-          <w:rPr>
-            <w:color w:val="0000EE"/>
-            <w:u w:val="single"/>
-          </w:rPr>
-          <w:t>Êxodo 4.22–23</w:t>
-        </w:r>
-      </w:hyperlink>
+      <w:r>
+        <w:rPr>
+          <w:lang w:val="pt_PT" w:bidi="pt_PT"/>
+        </w:rPr>
+        <w:t>Êxodo 4.22–23</w:t>
+      </w:r>
       <w:r>
         <w:rPr>
           <w:lang w:val="pt_PT" w:bidi="pt_PT"/>
@@ -990,90 +858,60 @@
         </w:rPr>
         <w:t>Israel tinha a liberdade de aceitar ou rejeitar a aliança de Deus (</w:t>
       </w:r>
-      <w:hyperlink r:id="rId35">
-        <w:r>
-          <w:rPr>
-            <w:lang w:val="pt_PT" w:bidi="pt_PT"/>
-          </w:rPr>
-          <w:rPr>
-            <w:color w:val="0000EE"/>
-            <w:u w:val="single"/>
-          </w:rPr>
-          <w:t>Êx 19.7–8</w:t>
-        </w:r>
-      </w:hyperlink>
+      <w:r>
+        <w:rPr>
+          <w:lang w:val="pt_PT" w:bidi="pt_PT"/>
+        </w:rPr>
+        <w:t>Êx 19.7–8</w:t>
+      </w:r>
       <w:r>
         <w:rPr>
           <w:lang w:val="pt_PT" w:bidi="pt_PT"/>
         </w:rPr>
         <w:t>). Uma vez que eles a aceitaram, a distribuição de bênçãos e maldições, conforme descrito dentro da aliança, dependia deles obedecerem ou desobedecerem (</w:t>
       </w:r>
-      <w:hyperlink r:id="rId36">
-        <w:r>
-          <w:rPr>
-            <w:lang w:val="pt_PT" w:bidi="pt_PT"/>
-          </w:rPr>
-          <w:rPr>
-            <w:color w:val="0000EE"/>
-            <w:u w:val="single"/>
-          </w:rPr>
-          <w:t>28.1–6</w:t>
-        </w:r>
-      </w:hyperlink>
+      <w:r>
+        <w:rPr>
+          <w:lang w:val="pt_PT" w:bidi="pt_PT"/>
+        </w:rPr>
+        <w:t>28.1–6</w:t>
+      </w:r>
       <w:r>
         <w:rPr>
           <w:lang w:val="pt_PT" w:bidi="pt_PT"/>
         </w:rPr>
         <w:t>,</w:t>
       </w:r>
-      <w:hyperlink r:id="rId37">
-        <w:r>
-          <w:rPr>
-            <w:lang w:val="pt_PT" w:bidi="pt_PT"/>
-          </w:rPr>
-          <w:rPr>
-            <w:color w:val="0000EE"/>
-            <w:u w:val="single"/>
-          </w:rPr>
-          <w:t>15–19</w:t>
-        </w:r>
-      </w:hyperlink>
+      <w:r>
+        <w:rPr>
+          <w:lang w:val="pt_PT" w:bidi="pt_PT"/>
+        </w:rPr>
+        <w:t>15–19</w:t>
+      </w:r>
       <w:r>
         <w:rPr>
           <w:lang w:val="pt_PT" w:bidi="pt_PT"/>
         </w:rPr>
         <w:t>). No entanto, até a desobediência poderia ser superada caso a nação se arrependesse, retornasse e fosse restaurada de volta à comunhão da aliança (</w:t>
       </w:r>
-      <w:hyperlink r:id="rId38">
-        <w:r>
-          <w:rPr>
-            <w:lang w:val="pt_PT" w:bidi="pt_PT"/>
-          </w:rPr>
-          <w:rPr>
-            <w:color w:val="0000EE"/>
-            <w:u w:val="single"/>
-          </w:rPr>
-          <w:t>30.1–10</w:t>
-        </w:r>
-      </w:hyperlink>
+      <w:r>
+        <w:rPr>
+          <w:lang w:val="pt_PT" w:bidi="pt_PT"/>
+        </w:rPr>
+        <w:t>30.1–10</w:t>
+      </w:r>
       <w:r>
         <w:rPr>
           <w:lang w:val="pt_PT" w:bidi="pt_PT"/>
         </w:rPr>
         <w:t xml:space="preserve">; veja também </w:t>
       </w:r>
-      <w:hyperlink r:id="rId39">
-        <w:r>
-          <w:rPr>
-            <w:lang w:val="pt_PT" w:bidi="pt_PT"/>
-          </w:rPr>
-          <w:rPr>
-            <w:color w:val="0000EE"/>
-            <w:u w:val="single"/>
-          </w:rPr>
-          <w:t>Lv 26.40–45</w:t>
-        </w:r>
-      </w:hyperlink>
+      <w:r>
+        <w:rPr>
+          <w:lang w:val="pt_PT" w:bidi="pt_PT"/>
+        </w:rPr>
+        <w:t>Lv 26.40–45</w:t>
+      </w:r>
       <w:r>
         <w:rPr>
           <w:lang w:val="pt_PT" w:bidi="pt_PT"/>
@@ -1094,36 +932,24 @@
         </w:rPr>
         <w:t>Esta aliança não fez Israel o povo de Deus; a promessa de Deus a Abraão de uma descendência nacional já havia feito isso (</w:t>
       </w:r>
-      <w:hyperlink r:id="rId40">
-        <w:r>
-          <w:rPr>
-            <w:lang w:val="pt_PT" w:bidi="pt_PT"/>
-          </w:rPr>
-          <w:rPr>
-            <w:color w:val="0000EE"/>
-            <w:u w:val="single"/>
-          </w:rPr>
-          <w:t>Gn 17.1–8</w:t>
-        </w:r>
-      </w:hyperlink>
+      <w:r>
+        <w:rPr>
+          <w:lang w:val="pt_PT" w:bidi="pt_PT"/>
+        </w:rPr>
+        <w:t>Gn 17.1–8</w:t>
+      </w:r>
       <w:r>
         <w:rPr>
           <w:lang w:val="pt_PT" w:bidi="pt_PT"/>
         </w:rPr>
         <w:t>). A aliança feita no Sinai deu a Israel o privilégio de servir ao Senhor como um reino de sacerdotes (</w:t>
       </w:r>
-      <w:hyperlink r:id="rId41">
-        <w:r>
-          <w:rPr>
-            <w:lang w:val="pt_PT" w:bidi="pt_PT"/>
-          </w:rPr>
-          <w:rPr>
-            <w:color w:val="0000EE"/>
-            <w:u w:val="single"/>
-          </w:rPr>
-          <w:t>Êx 19.4–6</w:t>
-        </w:r>
-      </w:hyperlink>
+      <w:r>
+        <w:rPr>
+          <w:lang w:val="pt_PT" w:bidi="pt_PT"/>
+        </w:rPr>
+        <w:t>Êx 19.4–6</w:t>
+      </w:r>
       <w:r>
         <w:rPr>
           <w:lang w:val="pt_PT" w:bidi="pt_PT"/>
